--- a/subjects/subject_words/java00_es_subject.docx
+++ b/subjects/subject_words/java00_es_subject.docx
@@ -99,7 +99,7 @@
           </mc:Choice>
           <mc:Fallback>
             <w:pict>
-              <v:shape w14:anchorId="209DC745" id="Graphic 2" o:spid="_x0000_s1026" style="position:absolute;margin-left:86.45pt;margin-top:719.75pt;width:476.5pt;height:25.2pt;z-index:-15903744;visibility:visible;mso-wrap-style:square;mso-wrap-distance-left:0;mso-wrap-distance-top:0;mso-wrap-distance-right:0;mso-wrap-distance-bottom:0;mso-position-horizontal:absolute;mso-position-horizontal-relative:page;mso-position-vertical:absolute;mso-position-vertical-relative:page;v-text-anchor:top" coordsize="6051550,320040" o:gfxdata="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" path="m6051397,l5594197,,,12,,18605r5594197,l5594197,320040r457200,l6051397,xe" fillcolor="black" stroked="f">
+              <v:shape w14:anchorId="2F43C3E3" id="Graphic 2" o:spid="_x0000_s1026" style="position:absolute;margin-left:86.45pt;margin-top:719.75pt;width:476.5pt;height:25.2pt;z-index:-15903744;visibility:visible;mso-wrap-style:square;mso-wrap-distance-left:0;mso-wrap-distance-top:0;mso-wrap-distance-right:0;mso-wrap-distance-bottom:0;mso-position-horizontal:absolute;mso-position-horizontal-relative:page;mso-position-vertical:absolute;mso-position-vertical-relative:page;v-text-anchor:top" coordsize="6051550,320040" o:gfxdata="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" path="m6051397,l5594197,,,12,,18605r5594197,l5594197,320040r457200,l6051397,xe" fillcolor="black" stroked="f">
                 <v:path arrowok="t"/>
                 <w10:wrap anchorx="page" anchory="page"/>
               </v:shape>
@@ -5174,7 +5174,7 @@
           </mc:Choice>
           <mc:Fallback>
             <w:pict>
-              <v:group w14:anchorId="159BC167" id="Group 6" o:spid="_x0000_s1026" style="width:442.05pt;height:1.6pt;mso-position-horizontal-relative:char;mso-position-vertical-relative:line" coordsize="56140,203" o:gfxdata="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">
+              <v:group w14:anchorId="497B6518" id="Group 6" o:spid="_x0000_s1026" style="width:442.05pt;height:1.6pt;mso-position-horizontal-relative:char;mso-position-vertical-relative:line" coordsize="56140,203" o:gfxdata="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">
                 <v:shape id="Graphic 7" o:spid="_x0000_s1027" style="position:absolute;width:56127;height:196;visibility:visible;mso-wrap-style:square;v-text-anchor:top" coordsize="5612765,19685" o:gfxdata="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" path="m5612765,l,,,19685r5612765,l5612765,xe" fillcolor="#9f9f9f" stroked="f">
                   <v:path arrowok="t"/>
                 </v:shape>
@@ -7513,7 +7513,7 @@
           </mc:Choice>
           <mc:Fallback>
             <w:pict>
-              <v:group w14:anchorId="7E17C62C" id="Group 15" o:spid="_x0000_s1026" style="position:absolute;margin-left:85.1pt;margin-top:10.5pt;width:442.05pt;height:1.65pt;z-index:-251715584;mso-wrap-distance-left:0;mso-wrap-distance-right:0;mso-position-horizontal-relative:page" coordsize="56140,209" o:gfxdata="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">
+              <v:group w14:anchorId="716095E9" id="Group 15" o:spid="_x0000_s1026" style="position:absolute;margin-left:85.1pt;margin-top:10.5pt;width:442.05pt;height:1.65pt;z-index:-251715584;mso-wrap-distance-left:0;mso-wrap-distance-right:0;mso-position-horizontal-relative:page" coordsize="56140,209" o:gfxdata="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">
                 <v:shape id="Graphic 16" o:spid="_x0000_s1027" style="position:absolute;width:56127;height:196;visibility:visible;mso-wrap-style:square;v-text-anchor:top" coordsize="5612765,19685" o:gfxdata="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" path="m5612765,l,,,19685r5612765,l5612765,xe" fillcolor="#9f9f9f" stroked="f">
                   <v:path arrowok="t"/>
                 </v:shape>
@@ -7916,7 +7916,7 @@
           </mc:Choice>
           <mc:Fallback>
             <w:pict>
-              <v:group w14:anchorId="57BB4A23" id="Group 22" o:spid="_x0000_s1026" style="width:442.05pt;height:1.6pt;mso-position-horizontal-relative:char;mso-position-vertical-relative:line" coordsize="56140,203" o:gfxdata="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">
+              <v:group w14:anchorId="4B0AB3D0" id="Group 22" o:spid="_x0000_s1026" style="width:442.05pt;height:1.6pt;mso-position-horizontal-relative:char;mso-position-vertical-relative:line" coordsize="56140,203" o:gfxdata="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">
                 <v:shape id="Graphic 23" o:spid="_x0000_s1027" style="position:absolute;width:56127;height:196;visibility:visible;mso-wrap-style:square;v-text-anchor:top" coordsize="5612765,19685" o:gfxdata="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" path="m5612765,l,,,19685r5612765,l5612765,xe" fillcolor="#9f9f9f" stroked="f">
                   <v:path arrowok="t"/>
                 </v:shape>
@@ -9078,7 +9078,7 @@
           </mc:Choice>
           <mc:Fallback>
             <w:pict>
-              <v:group w14:anchorId="68FC4A6B" id="Group 30" o:spid="_x0000_s1026" style="position:absolute;margin-left:71.85pt;margin-top:23.05pt;width:442.05pt;height:1.65pt;z-index:-251707392;mso-wrap-distance-left:0;mso-wrap-distance-right:0;mso-position-horizontal-relative:page" coordsize="56140,209" o:gfxdata="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">
+              <v:group w14:anchorId="0D77CB96" id="Group 30" o:spid="_x0000_s1026" style="position:absolute;margin-left:71.85pt;margin-top:23.05pt;width:442.05pt;height:1.65pt;z-index:-251707392;mso-wrap-distance-left:0;mso-wrap-distance-right:0;mso-position-horizontal-relative:page" coordsize="56140,209" o:gfxdata="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">
                 <v:shape id="Graphic 31" o:spid="_x0000_s1027" style="position:absolute;width:56127;height:196;visibility:visible;mso-wrap-style:square;v-text-anchor:top" coordsize="5612765,19685" o:gfxdata="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" path="m5612765,l,,,19685r5612765,l5612765,xe" fillcolor="#9f9f9f" stroked="f">
                   <v:path arrowok="t"/>
                 </v:shape>
@@ -9866,6 +9866,7 @@
           <w:rFonts w:ascii="Aptos" w:hAnsi="Aptos"/>
           <w:b/>
           <w:bCs/>
+          <w:lang w:val="es-ES"/>
         </w:rPr>
       </w:pPr>
       <w:r>
@@ -10232,7 +10233,7 @@
           </mc:Choice>
           <mc:Fallback>
             <w:pict>
-              <v:group w14:anchorId="5FE319A0" id="Group 54" o:spid="_x0000_s1026" style="position:absolute;margin-left:85.1pt;margin-top:62.8pt;width:442.05pt;height:1.65pt;z-index:-251621376;mso-wrap-distance-left:0;mso-wrap-distance-right:0;mso-position-horizontal-relative:page" coordsize="56140,209" o:gfxdata="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">
+              <v:group w14:anchorId="0DC41E40" id="Group 54" o:spid="_x0000_s1026" style="position:absolute;margin-left:85.1pt;margin-top:62.8pt;width:442.05pt;height:1.65pt;z-index:-251621376;mso-wrap-distance-left:0;mso-wrap-distance-right:0;mso-position-horizontal-relative:page" coordsize="56140,209" o:gfxdata="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">
                 <v:shape id="Graphic 55" o:spid="_x0000_s1027" style="position:absolute;width:56127;height:196;visibility:visible;mso-wrap-style:square;v-text-anchor:top" coordsize="5612765,19685" o:gfxdata="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" path="m5612765,l,,,19685r5612765,l5612765,xe" fillcolor="#9f9f9f" stroked="f">
                   <v:path arrowok="t"/>
                 </v:shape>
@@ -10262,19 +10263,10 @@
           <w:rFonts w:ascii="Aptos" w:hAnsi="Aptos"/>
           <w:b/>
           <w:bCs/>
-        </w:rPr>
-        <w:t xml:space="preserve">Salida </w:t>
-      </w:r>
-      <w:proofErr w:type="spellStart"/>
-      <w:r>
-        <w:rPr>
-          <w:rFonts w:ascii="Aptos" w:hAnsi="Aptos"/>
-          <w:b/>
-          <w:bCs/>
-        </w:rPr>
-        <w:t>Esperada</w:t>
-      </w:r>
-      <w:proofErr w:type="spellEnd"/>
+          <w:lang w:val="es-ES"/>
+        </w:rPr>
+        <w:t>Salida Esperada</w:t>
+      </w:r>
     </w:p>
     <w:p>
       <w:pPr>
@@ -11216,6 +11208,7 @@
           <w:rFonts w:ascii="Aptos" w:hAnsi="Aptos"/>
           <w:b/>
           <w:bCs/>
+          <w:lang w:val="es-ES"/>
         </w:rPr>
       </w:pPr>
       <w:r>
@@ -11582,7 +11575,7 @@
           </mc:Choice>
           <mc:Fallback>
             <w:pict>
-              <v:group w14:anchorId="21C1E8AE" id="Group 54" o:spid="_x0000_s1026" style="position:absolute;margin-left:85.1pt;margin-top:62.8pt;width:442.05pt;height:1.65pt;z-index:-251633664;mso-wrap-distance-left:0;mso-wrap-distance-right:0;mso-position-horizontal-relative:page" coordsize="56140,209" o:gfxdata="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">
+              <v:group w14:anchorId="768143A3" id="Group 54" o:spid="_x0000_s1026" style="position:absolute;margin-left:85.1pt;margin-top:62.8pt;width:442.05pt;height:1.65pt;z-index:-251633664;mso-wrap-distance-left:0;mso-wrap-distance-right:0;mso-position-horizontal-relative:page" coordsize="56140,209" o:gfxdata="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">
                 <v:shape id="Graphic 55" o:spid="_x0000_s1027" style="position:absolute;width:56127;height:196;visibility:visible;mso-wrap-style:square;v-text-anchor:top" coordsize="5612765,19685" o:gfxdata="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" path="m5612765,l,,,19685r5612765,l5612765,xe" fillcolor="#9f9f9f" stroked="f">
                   <v:path arrowok="t"/>
                 </v:shape>
@@ -11612,19 +11605,10 @@
           <w:rFonts w:ascii="Aptos" w:hAnsi="Aptos"/>
           <w:b/>
           <w:bCs/>
-        </w:rPr>
-        <w:t xml:space="preserve">Salida </w:t>
-      </w:r>
-      <w:proofErr w:type="spellStart"/>
-      <w:r>
-        <w:rPr>
-          <w:rFonts w:ascii="Aptos" w:hAnsi="Aptos"/>
-          <w:b/>
-          <w:bCs/>
-        </w:rPr>
-        <w:t>Esperada</w:t>
-      </w:r>
-      <w:proofErr w:type="spellEnd"/>
+          <w:lang w:val="es-ES"/>
+        </w:rPr>
+        <w:t>Salida Esperada</w:t>
+      </w:r>
     </w:p>
     <w:p>
       <w:pPr>
@@ -13160,7 +13144,7 @@
           </mc:Choice>
           <mc:Fallback>
             <w:pict>
-              <v:group w14:anchorId="286293FD" id="Group 54" o:spid="_x0000_s1026" style="position:absolute;margin-left:85.1pt;margin-top:62.8pt;width:442.05pt;height:1.65pt;z-index:-251688960;mso-wrap-distance-left:0;mso-wrap-distance-right:0;mso-position-horizontal-relative:page" coordsize="56140,209" o:gfxdata="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">
+              <v:group w14:anchorId="69D1BFA8" id="Group 54" o:spid="_x0000_s1026" style="position:absolute;margin-left:85.1pt;margin-top:62.8pt;width:442.05pt;height:1.65pt;z-index:-251688960;mso-wrap-distance-left:0;mso-wrap-distance-right:0;mso-position-horizontal-relative:page" coordsize="56140,209" o:gfxdata="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">
                 <v:shape id="Graphic 55" o:spid="_x0000_s1027" style="position:absolute;width:56127;height:196;visibility:visible;mso-wrap-style:square;v-text-anchor:top" coordsize="5612765,19685" o:gfxdata="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" path="m5612765,l,,,19685r5612765,l5612765,xe" fillcolor="#9f9f9f" stroked="f">
                   <v:path arrowok="t"/>
                 </v:shape>
@@ -14228,6 +14212,7 @@
           <w:rFonts w:ascii="Aptos" w:hAnsi="Aptos"/>
           <w:b/>
           <w:bCs/>
+          <w:lang w:val="es-ES"/>
         </w:rPr>
       </w:pPr>
     </w:p>
@@ -14604,7 +14589,7 @@
           </mc:Choice>
           <mc:Fallback>
             <w:pict>
-              <v:group w14:anchorId="6C12E2DB" id="Group 54" o:spid="_x0000_s1026" style="position:absolute;margin-left:85.1pt;margin-top:62.8pt;width:442.05pt;height:1.65pt;z-index:-251601920;mso-wrap-distance-left:0;mso-wrap-distance-right:0;mso-position-horizontal-relative:page" coordsize="56140,209" o:gfxdata="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">
+              <v:group w14:anchorId="30D06159" id="Group 54" o:spid="_x0000_s1026" style="position:absolute;margin-left:85.1pt;margin-top:62.8pt;width:442.05pt;height:1.65pt;z-index:-251601920;mso-wrap-distance-left:0;mso-wrap-distance-right:0;mso-position-horizontal-relative:page" coordsize="56140,209" o:gfxdata="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">
                 <v:shape id="Graphic 55" o:spid="_x0000_s1027" style="position:absolute;width:56127;height:196;visibility:visible;mso-wrap-style:square;v-text-anchor:top" coordsize="5612765,19685" o:gfxdata="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" path="m5612765,l,,,19685r5612765,l5612765,xe" fillcolor="#9f9f9f" stroked="f">
                   <v:path arrowok="t"/>
                 </v:shape>
@@ -14836,7 +14821,7 @@
       </w:pPr>
       <w:r>
         <w:pict w14:anchorId="5BBE8347">
-          <v:rect id="_x0000_i1051" style="width:0;height:1.5pt" o:hralign="center" o:hrstd="t" o:hr="t" fillcolor="#a0a0a0" stroked="f"/>
+          <v:rect id="_x0000_i1026" style="width:0;height:1.5pt" o:hralign="center" o:hrstd="t" o:hr="t" fillcolor="#a0a0a0" stroked="f"/>
         </w:pict>
       </w:r>
     </w:p>
@@ -15932,7 +15917,7 @@
           </mc:Choice>
           <mc:Fallback>
             <w:pict>
-              <v:group w14:anchorId="0FF5015E" id="Group 70" o:spid="_x0000_s1026" style="position:absolute;margin-left:84.9pt;margin-top:97.45pt;width:442.05pt;height:1.5pt;z-index:-251664384;mso-wrap-distance-left:0;mso-wrap-distance-right:0;mso-position-horizontal-relative:page" coordorigin=",10" coordsize="56140,199" o:gfxdata="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">
+              <v:group w14:anchorId="26F9FD23" id="Group 70" o:spid="_x0000_s1026" style="position:absolute;margin-left:84.9pt;margin-top:97.45pt;width:442.05pt;height:1.5pt;z-index:-251664384;mso-wrap-distance-left:0;mso-wrap-distance-right:0;mso-position-horizontal-relative:page" coordorigin=",10" coordsize="56140,199" o:gfxdata="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">
                 <v:shape id="Graphic 72" o:spid="_x0000_s1027" style="position:absolute;left:56108;top:10;width:32;height:31;visibility:visible;mso-wrap-style:square;v-text-anchor:top" coordsize="3175,3175" o:gfxdata="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" path="m3047,l,,,3047r3047,l3047,xe" fillcolor="#e2e2e2" stroked="f">
                   <v:path arrowok="t"/>
                 </v:shape>
@@ -16334,7 +16319,7 @@
           </mc:Choice>
           <mc:Fallback>
             <w:pict>
-              <v:group w14:anchorId="76B8217A" id="Group 54" o:spid="_x0000_s1026" style="position:absolute;margin-left:85.1pt;margin-top:62.8pt;width:442.05pt;height:1.65pt;z-index:-251597824;mso-wrap-distance-left:0;mso-wrap-distance-right:0;mso-position-horizontal-relative:page" coordsize="56140,209" o:gfxdata="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">
+              <v:group w14:anchorId="09835C7A" id="Group 54" o:spid="_x0000_s1026" style="position:absolute;margin-left:85.1pt;margin-top:62.8pt;width:442.05pt;height:1.65pt;z-index:-251597824;mso-wrap-distance-left:0;mso-wrap-distance-right:0;mso-position-horizontal-relative:page" coordsize="56140,209" o:gfxdata="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">
                 <v:shape id="Graphic 55" o:spid="_x0000_s1027" style="position:absolute;width:56127;height:196;visibility:visible;mso-wrap-style:square;v-text-anchor:top" coordsize="5612765,19685" o:gfxdata="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" path="m5612765,l,,,19685r5612765,l5612765,xe" fillcolor="#9f9f9f" stroked="f">
                   <v:path arrowok="t"/>
                 </v:shape>
@@ -16650,7 +16635,7 @@
       </w:pPr>
       <w:r>
         <w:pict w14:anchorId="25265554">
-          <v:rect id="_x0000_i1053" style="width:0;height:1.5pt" o:hralign="center" o:hrstd="t" o:hr="t" fillcolor="#a0a0a0" stroked="f"/>
+          <v:rect id="_x0000_i1027" style="width:0;height:1.5pt" o:hralign="center" o:hrstd="t" o:hr="t" fillcolor="#a0a0a0" stroked="f"/>
         </w:pict>
       </w:r>
     </w:p>
@@ -17736,7 +17721,7 @@
           </mc:Choice>
           <mc:Fallback>
             <w:pict>
-              <v:group w14:anchorId="233C0DFB" id="Group 54" o:spid="_x0000_s1026" style="position:absolute;margin-left:85.1pt;margin-top:62.8pt;width:442.05pt;height:1.65pt;z-index:-251593728;mso-wrap-distance-left:0;mso-wrap-distance-right:0;mso-position-horizontal-relative:page" coordsize="56140,209" o:gfxdata="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">
+              <v:group w14:anchorId="14562D73" id="Group 54" o:spid="_x0000_s1026" style="position:absolute;margin-left:85.1pt;margin-top:62.8pt;width:442.05pt;height:1.65pt;z-index:-251593728;mso-wrap-distance-left:0;mso-wrap-distance-right:0;mso-position-horizontal-relative:page" coordsize="56140,209" o:gfxdata="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">
                 <v:shape id="Graphic 55" o:spid="_x0000_s1027" style="position:absolute;width:56127;height:196;visibility:visible;mso-wrap-style:square;v-text-anchor:top" coordsize="5612765,19685" o:gfxdata="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" path="m5612765,l,,,19685r5612765,l5612765,xe" fillcolor="#9f9f9f" stroked="f">
                   <v:path arrowok="t"/>
                 </v:shape>
@@ -17996,7 +17981,7 @@
       </w:pPr>
       <w:r>
         <w:pict w14:anchorId="2E1876F4">
-          <v:rect id="_x0000_i1055" style="width:0;height:1.5pt" o:hralign="center" o:hrstd="t" o:hr="t" fillcolor="#a0a0a0" stroked="f"/>
+          <v:rect id="_x0000_i1028" style="width:0;height:1.5pt" o:hralign="center" o:hrstd="t" o:hr="t" fillcolor="#a0a0a0" stroked="f"/>
         </w:pict>
       </w:r>
     </w:p>
@@ -19615,7 +19600,7 @@
           </mc:Choice>
           <mc:Fallback>
             <w:pict>
-              <v:group w14:anchorId="208086BA" id="Group 54" o:spid="_x0000_s1026" style="position:absolute;margin-left:85.1pt;margin-top:62.8pt;width:442.05pt;height:1.65pt;z-index:-251589632;mso-wrap-distance-left:0;mso-wrap-distance-right:0;mso-position-horizontal-relative:page" coordsize="56140,209" o:gfxdata="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">
+              <v:group w14:anchorId="3BB2E359" id="Group 54" o:spid="_x0000_s1026" style="position:absolute;margin-left:85.1pt;margin-top:62.8pt;width:442.05pt;height:1.65pt;z-index:-251589632;mso-wrap-distance-left:0;mso-wrap-distance-right:0;mso-position-horizontal-relative:page" coordsize="56140,209" o:gfxdata="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">
                 <v:shape id="Graphic 55" o:spid="_x0000_s1027" style="position:absolute;width:56127;height:196;visibility:visible;mso-wrap-style:square;v-text-anchor:top" coordsize="5612765,19685" o:gfxdata="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" path="m5612765,l,,,19685r5612765,l5612765,xe" fillcolor="#9f9f9f" stroked="f">
                   <v:path arrowok="t"/>
                 </v:shape>
@@ -19903,7 +19888,7 @@
       </w:pPr>
       <w:r>
         <w:pict w14:anchorId="36B701B5">
-          <v:rect id="_x0000_i1057" style="width:0;height:1.5pt" o:hralign="center" o:hrstd="t" o:hr="t" fillcolor="#a0a0a0" stroked="f"/>
+          <v:rect id="_x0000_i1029" style="width:0;height:1.5pt" o:hralign="center" o:hrstd="t" o:hr="t" fillcolor="#a0a0a0" stroked="f"/>
         </w:pict>
       </w:r>
     </w:p>
@@ -20072,23 +20057,131 @@
     </w:p>
     <w:p>
       <w:pPr>
+        <w:tabs>
+          <w:tab w:val="left" w:pos="981"/>
+        </w:tabs>
+        <w:spacing w:before="152"/>
+        <w:rPr>
+          <w:rFonts w:ascii="Aptos" w:hAnsi="Aptos"/>
+          <w:spacing w:val="-4"/>
+          <w:sz w:val="24"/>
+        </w:rPr>
+      </w:pPr>
+      <w:r>
+        <w:rPr>
+          <w:rFonts w:ascii="Aptos" w:hAnsi="Aptos"/>
+          <w:b/>
+          <w:spacing w:val="-7"/>
+          <w:sz w:val="24"/>
+        </w:rPr>
+        <w:t>Directorio:</w:t>
+      </w:r>
+      <w:r>
+        <w:rPr>
+          <w:rFonts w:ascii="Aptos" w:hAnsi="Aptos"/>
+          <w:b/>
+          <w:spacing w:val="-9"/>
+          <w:sz w:val="24"/>
+        </w:rPr>
+        <w:t xml:space="preserve"> </w:t>
+      </w:r>
+      <w:r>
+        <w:rPr>
+          <w:rFonts w:ascii="Aptos" w:hAnsi="Aptos"/>
+          <w:spacing w:val="-4"/>
+          <w:sz w:val="24"/>
+        </w:rPr>
+        <w:t>reto/</w:t>
+      </w:r>
+      <w:r>
+        <w:rPr>
+          <w:rFonts w:ascii="Aptos" w:hAnsi="Aptos"/>
+          <w:spacing w:val="-4"/>
+          <w:sz w:val="24"/>
+        </w:rPr>
+        <w:t xml:space="preserve"> - Tener en cuenta que esta carpeta va fuera de </w:t>
+      </w:r>
+      <w:r>
+        <w:rPr>
+          <w:rFonts w:ascii="Aptos" w:hAnsi="Aptos"/>
+          <w:spacing w:val="-4"/>
+          <w:sz w:val="24"/>
+        </w:rPr>
+        <w:t>todos</w:t>
+      </w:r>
+      <w:r>
+        <w:rPr>
+          <w:rFonts w:ascii="Aptos" w:hAnsi="Aptos"/>
+          <w:spacing w:val="-4"/>
+          <w:sz w:val="24"/>
+        </w:rPr>
+        <w:t xml:space="preserve"> los </w:t>
+      </w:r>
+      <w:proofErr w:type="spellStart"/>
+      <w:r>
+        <w:rPr>
+          <w:rFonts w:ascii="Aptos" w:hAnsi="Aptos"/>
+          <w:spacing w:val="-4"/>
+          <w:sz w:val="24"/>
+        </w:rPr>
+        <w:t>modul</w:t>
+      </w:r>
+      <w:r>
+        <w:rPr>
+          <w:rFonts w:ascii="Aptos" w:hAnsi="Aptos"/>
+          <w:spacing w:val="-4"/>
+          <w:sz w:val="24"/>
+        </w:rPr>
+        <w:t>o</w:t>
+      </w:r>
+      <w:r>
+        <w:rPr>
+          <w:rFonts w:ascii="Aptos" w:hAnsi="Aptos"/>
+          <w:spacing w:val="-4"/>
+          <w:sz w:val="24"/>
+        </w:rPr>
+        <w:t>s</w:t>
+      </w:r>
+      <w:proofErr w:type="spellEnd"/>
+      <w:r>
+        <w:rPr>
+          <w:rFonts w:ascii="Aptos" w:hAnsi="Aptos"/>
+          <w:spacing w:val="-4"/>
+          <w:sz w:val="24"/>
+        </w:rPr>
+        <w:t>, porque se volverá a usar.</w:t>
+      </w:r>
+    </w:p>
+    <w:p>
+      <w:pPr>
+        <w:tabs>
+          <w:tab w:val="left" w:pos="981"/>
+        </w:tabs>
+        <w:spacing w:before="152"/>
+        <w:rPr>
+          <w:sz w:val="24"/>
+        </w:rPr>
+      </w:pPr>
+    </w:p>
+    <w:p>
+      <w:pPr>
         <w:pStyle w:val="Sinespaciado"/>
         <w:rPr>
           <w:rFonts w:ascii="Aptos" w:hAnsi="Aptos"/>
           <w:b/>
           <w:bCs/>
-        </w:rPr>
-      </w:pPr>
-      <w:proofErr w:type="spellStart"/>
+          <w:lang w:val="es-ES"/>
+        </w:rPr>
+      </w:pPr>
       <w:r>
         <w:rPr>
           <w:rFonts w:ascii="Aptos" w:hAnsi="Aptos"/>
           <w:b/>
           <w:bCs/>
+          <w:lang w:val="es-ES"/>
         </w:rPr>
         <w:t>Objetivo</w:t>
       </w:r>
-      <w:proofErr w:type="spellEnd"/>
     </w:p>
     <w:p>
       <w:pPr>
@@ -20300,23 +20393,7 @@
             <w:rFonts w:ascii="Aptos" w:hAnsi="Aptos"/>
             <w:lang w:val="es-ES"/>
           </w:rPr>
-          <w:t>start.spri</w:t>
-        </w:r>
-        <w:r>
-          <w:rPr>
-            <w:rStyle w:val="Hipervnculo"/>
-            <w:rFonts w:ascii="Aptos" w:hAnsi="Aptos"/>
-            <w:lang w:val="es-ES"/>
-          </w:rPr>
-          <w:t>n</w:t>
-        </w:r>
-        <w:r>
-          <w:rPr>
-            <w:rStyle w:val="Hipervnculo"/>
-            <w:rFonts w:ascii="Aptos" w:hAnsi="Aptos"/>
-            <w:lang w:val="es-ES"/>
-          </w:rPr>
-          <w:t>g.io</w:t>
+          <w:t>start.spring.io</w:t>
         </w:r>
       </w:hyperlink>
       <w:r>
@@ -20801,16 +20878,7 @@
           <w:bCs/>
           <w:lang w:val="es-ES"/>
         </w:rPr>
-        <w:t>Java</w:t>
-      </w:r>
-      <w:r>
-        <w:rPr>
-          <w:rFonts w:ascii="Aptos" w:hAnsi="Aptos"/>
-          <w:b/>
-          <w:bCs/>
-          <w:lang w:val="es-ES"/>
-        </w:rPr>
-        <w:t>:</w:t>
+        <w:t>Java:</w:t>
       </w:r>
       <w:r>
         <w:rPr>
@@ -21002,123 +21070,6 @@
         <w:pStyle w:val="Sinespaciado"/>
         <w:rPr>
           <w:rFonts w:ascii="Aptos" w:hAnsi="Aptos"/>
-          <w:b/>
-          <w:bCs/>
-          <w:i/>
-          <w:iCs/>
-          <w:lang w:val="es-ES"/>
-        </w:rPr>
-      </w:pPr>
-    </w:p>
-    <w:p>
-      <w:pPr>
-        <w:pStyle w:val="Sinespaciado"/>
-        <w:rPr>
-          <w:rFonts w:ascii="Aptos" w:hAnsi="Aptos"/>
-          <w:b/>
-          <w:bCs/>
-          <w:i/>
-          <w:iCs/>
-          <w:lang w:val="es-ES"/>
-        </w:rPr>
-      </w:pPr>
-    </w:p>
-    <w:p>
-      <w:pPr>
-        <w:pStyle w:val="Sinespaciado"/>
-        <w:rPr>
-          <w:rFonts w:ascii="Aptos" w:hAnsi="Aptos"/>
-          <w:b/>
-          <w:bCs/>
-          <w:i/>
-          <w:iCs/>
-          <w:lang w:val="es-ES"/>
-        </w:rPr>
-      </w:pPr>
-    </w:p>
-    <w:p>
-      <w:pPr>
-        <w:pStyle w:val="Sinespaciado"/>
-        <w:rPr>
-          <w:rFonts w:ascii="Aptos" w:hAnsi="Aptos"/>
-          <w:b/>
-          <w:bCs/>
-          <w:i/>
-          <w:iCs/>
-          <w:lang w:val="es-ES"/>
-        </w:rPr>
-      </w:pPr>
-    </w:p>
-    <w:p>
-      <w:pPr>
-        <w:pStyle w:val="Sinespaciado"/>
-        <w:rPr>
-          <w:rFonts w:ascii="Aptos" w:hAnsi="Aptos"/>
-          <w:b/>
-          <w:bCs/>
-          <w:i/>
-          <w:iCs/>
-          <w:lang w:val="es-ES"/>
-        </w:rPr>
-      </w:pPr>
-    </w:p>
-    <w:p>
-      <w:pPr>
-        <w:pStyle w:val="Sinespaciado"/>
-        <w:rPr>
-          <w:rFonts w:ascii="Aptos" w:hAnsi="Aptos"/>
-          <w:b/>
-          <w:bCs/>
-          <w:i/>
-          <w:iCs/>
-          <w:lang w:val="es-ES"/>
-        </w:rPr>
-      </w:pPr>
-    </w:p>
-    <w:p>
-      <w:pPr>
-        <w:pStyle w:val="Sinespaciado"/>
-        <w:rPr>
-          <w:rFonts w:ascii="Aptos" w:hAnsi="Aptos"/>
-          <w:b/>
-          <w:bCs/>
-          <w:i/>
-          <w:iCs/>
-          <w:lang w:val="es-ES"/>
-        </w:rPr>
-      </w:pPr>
-    </w:p>
-    <w:p>
-      <w:pPr>
-        <w:pStyle w:val="Sinespaciado"/>
-        <w:rPr>
-          <w:rFonts w:ascii="Aptos" w:hAnsi="Aptos"/>
-          <w:b/>
-          <w:bCs/>
-          <w:i/>
-          <w:iCs/>
-          <w:lang w:val="es-ES"/>
-        </w:rPr>
-      </w:pPr>
-    </w:p>
-    <w:p>
-      <w:pPr>
-        <w:pStyle w:val="Sinespaciado"/>
-        <w:rPr>
-          <w:rFonts w:ascii="Aptos" w:hAnsi="Aptos"/>
-          <w:b/>
-          <w:bCs/>
-          <w:i/>
-          <w:iCs/>
-          <w:lang w:val="es-ES"/>
-        </w:rPr>
-      </w:pPr>
-    </w:p>
-    <w:p>
-      <w:pPr>
-        <w:pStyle w:val="Sinespaciado"/>
-        <w:rPr>
-          <w:rFonts w:ascii="Aptos" w:hAnsi="Aptos"/>
           <w:lang w:val="es-ES"/>
         </w:rPr>
       </w:pPr>
@@ -21140,6 +21091,7 @@
           <w:rFonts w:ascii="Aptos" w:hAnsi="Aptos"/>
           <w:lang w:val="es-ES"/>
         </w:rPr>
+        <w:lastRenderedPageBreak/>
         <w:t>Dentro de la clase, agrega este método:</w:t>
       </w:r>
     </w:p>
@@ -21215,49 +21167,15 @@
                               <w:pStyle w:val="Sinespaciado"/>
                               <w:rPr>
                                 <w:rFonts w:ascii="Cascadia Mono SemiBold" w:hAnsi="Cascadia Mono SemiBold" w:cs="Cascadia Mono SemiBold"/>
+                                <w:lang w:val="es-ES"/>
                               </w:rPr>
                             </w:pPr>
                             <w:r>
                               <w:rPr>
                                 <w:rFonts w:ascii="Cascadia Mono SemiBold" w:hAnsi="Cascadia Mono SemiBold" w:cs="Cascadia Mono SemiBold"/>
+                                <w:lang w:val="es-ES"/>
                               </w:rPr>
                               <w:t>@GetMapping("/hola-bosque")</w:t>
-                            </w:r>
-                          </w:p>
-                          <w:p>
-                            <w:pPr>
-                              <w:pStyle w:val="Sinespaciado"/>
-                              <w:rPr>
-                                <w:rFonts w:ascii="Cascadia Mono SemiBold" w:hAnsi="Cascadia Mono SemiBold" w:cs="Cascadia Mono SemiBold"/>
-                              </w:rPr>
-                            </w:pPr>
-                            <w:r>
-                              <w:rPr>
-                                <w:rFonts w:ascii="Cascadia Mono SemiBold" w:hAnsi="Cascadia Mono SemiBold" w:cs="Cascadia Mono SemiBold"/>
-                              </w:rPr>
-                              <w:t xml:space="preserve">public String </w:t>
-                            </w:r>
-                            <w:proofErr w:type="spellStart"/>
-                            <w:proofErr w:type="gramStart"/>
-                            <w:r>
-                              <w:rPr>
-                                <w:rFonts w:ascii="Cascadia Mono SemiBold" w:hAnsi="Cascadia Mono SemiBold" w:cs="Cascadia Mono SemiBold"/>
-                              </w:rPr>
-                              <w:t>holaBosque</w:t>
-                            </w:r>
-                            <w:proofErr w:type="spellEnd"/>
-                            <w:r>
-                              <w:rPr>
-                                <w:rFonts w:ascii="Cascadia Mono SemiBold" w:hAnsi="Cascadia Mono SemiBold" w:cs="Cascadia Mono SemiBold"/>
-                              </w:rPr>
-                              <w:t>(</w:t>
-                            </w:r>
-                            <w:proofErr w:type="gramEnd"/>
-                            <w:r>
-                              <w:rPr>
-                                <w:rFonts w:ascii="Cascadia Mono SemiBold" w:hAnsi="Cascadia Mono SemiBold" w:cs="Cascadia Mono SemiBold"/>
-                              </w:rPr>
-                              <w:t>) {</w:t>
                             </w:r>
                           </w:p>
                           <w:p>
@@ -21271,6 +21189,23 @@
                             <w:r>
                               <w:rPr>
                                 <w:rFonts w:ascii="Cascadia Mono SemiBold" w:hAnsi="Cascadia Mono SemiBold" w:cs="Cascadia Mono SemiBold"/>
+                                <w:lang w:val="es-ES"/>
+                              </w:rPr>
+                              <w:t>public String holaBosque() {</w:t>
+                            </w:r>
+                          </w:p>
+                          <w:p>
+                            <w:pPr>
+                              <w:pStyle w:val="Sinespaciado"/>
+                              <w:rPr>
+                                <w:rFonts w:ascii="Cascadia Mono SemiBold" w:hAnsi="Cascadia Mono SemiBold" w:cs="Cascadia Mono SemiBold"/>
+                                <w:lang w:val="es-ES"/>
+                              </w:rPr>
+                            </w:pPr>
+                            <w:r>
+                              <w:rPr>
+                                <w:rFonts w:ascii="Cascadia Mono SemiBold" w:hAnsi="Cascadia Mono SemiBold" w:cs="Cascadia Mono SemiBold"/>
+                                <w:lang w:val="es-ES"/>
                               </w:rPr>
                               <w:t xml:space="preserve">    </w:t>
                             </w:r>
@@ -21349,49 +21284,15 @@
                         <w:pStyle w:val="Sinespaciado"/>
                         <w:rPr>
                           <w:rFonts w:ascii="Cascadia Mono SemiBold" w:hAnsi="Cascadia Mono SemiBold" w:cs="Cascadia Mono SemiBold"/>
+                          <w:lang w:val="es-ES"/>
                         </w:rPr>
                       </w:pPr>
                       <w:r>
                         <w:rPr>
                           <w:rFonts w:ascii="Cascadia Mono SemiBold" w:hAnsi="Cascadia Mono SemiBold" w:cs="Cascadia Mono SemiBold"/>
+                          <w:lang w:val="es-ES"/>
                         </w:rPr>
                         <w:t>@GetMapping("/hola-bosque")</w:t>
-                      </w:r>
-                    </w:p>
-                    <w:p>
-                      <w:pPr>
-                        <w:pStyle w:val="Sinespaciado"/>
-                        <w:rPr>
-                          <w:rFonts w:ascii="Cascadia Mono SemiBold" w:hAnsi="Cascadia Mono SemiBold" w:cs="Cascadia Mono SemiBold"/>
-                        </w:rPr>
-                      </w:pPr>
-                      <w:r>
-                        <w:rPr>
-                          <w:rFonts w:ascii="Cascadia Mono SemiBold" w:hAnsi="Cascadia Mono SemiBold" w:cs="Cascadia Mono SemiBold"/>
-                        </w:rPr>
-                        <w:t xml:space="preserve">public String </w:t>
-                      </w:r>
-                      <w:proofErr w:type="spellStart"/>
-                      <w:proofErr w:type="gramStart"/>
-                      <w:r>
-                        <w:rPr>
-                          <w:rFonts w:ascii="Cascadia Mono SemiBold" w:hAnsi="Cascadia Mono SemiBold" w:cs="Cascadia Mono SemiBold"/>
-                        </w:rPr>
-                        <w:t>holaBosque</w:t>
-                      </w:r>
-                      <w:proofErr w:type="spellEnd"/>
-                      <w:r>
-                        <w:rPr>
-                          <w:rFonts w:ascii="Cascadia Mono SemiBold" w:hAnsi="Cascadia Mono SemiBold" w:cs="Cascadia Mono SemiBold"/>
-                        </w:rPr>
-                        <w:t>(</w:t>
-                      </w:r>
-                      <w:proofErr w:type="gramEnd"/>
-                      <w:r>
-                        <w:rPr>
-                          <w:rFonts w:ascii="Cascadia Mono SemiBold" w:hAnsi="Cascadia Mono SemiBold" w:cs="Cascadia Mono SemiBold"/>
-                        </w:rPr>
-                        <w:t>) {</w:t>
                       </w:r>
                     </w:p>
                     <w:p>
@@ -21405,6 +21306,23 @@
                       <w:r>
                         <w:rPr>
                           <w:rFonts w:ascii="Cascadia Mono SemiBold" w:hAnsi="Cascadia Mono SemiBold" w:cs="Cascadia Mono SemiBold"/>
+                          <w:lang w:val="es-ES"/>
+                        </w:rPr>
+                        <w:t>public String holaBosque() {</w:t>
+                      </w:r>
+                    </w:p>
+                    <w:p>
+                      <w:pPr>
+                        <w:pStyle w:val="Sinespaciado"/>
+                        <w:rPr>
+                          <w:rFonts w:ascii="Cascadia Mono SemiBold" w:hAnsi="Cascadia Mono SemiBold" w:cs="Cascadia Mono SemiBold"/>
+                          <w:lang w:val="es-ES"/>
+                        </w:rPr>
+                      </w:pPr>
+                      <w:r>
+                        <w:rPr>
+                          <w:rFonts w:ascii="Cascadia Mono SemiBold" w:hAnsi="Cascadia Mono SemiBold" w:cs="Cascadia Mono SemiBold"/>
+                          <w:lang w:val="es-ES"/>
                         </w:rPr>
                         <w:t xml:space="preserve">    </w:t>
                       </w:r>
@@ -23038,7 +22956,7 @@
         </mc:Choice>
         <mc:Fallback>
           <w:pict>
-            <v:shape w14:anchorId="75EAF3BD" id="Graphic 4" o:spid="_x0000_s1026" style="position:absolute;margin-left:86.45pt;margin-top:719.75pt;width:476.5pt;height:25.2pt;z-index:-251660288;visibility:visible;mso-wrap-style:square;mso-wrap-distance-left:0;mso-wrap-distance-top:0;mso-wrap-distance-right:0;mso-wrap-distance-bottom:0;mso-position-horizontal:absolute;mso-position-horizontal-relative:page;mso-position-vertical:absolute;mso-position-vertical-relative:page;v-text-anchor:top" coordsize="6051550,320040" o:gfxdata="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" path="m6051397,l5594197,,,12,,18605r5594197,l5594197,320040r457200,l6051397,xe" fillcolor="black" stroked="f">
+            <v:shape w14:anchorId="4239E3B8" id="Graphic 4" o:spid="_x0000_s1026" style="position:absolute;margin-left:86.45pt;margin-top:719.75pt;width:476.5pt;height:25.2pt;z-index:-251660288;visibility:visible;mso-wrap-style:square;mso-wrap-distance-left:0;mso-wrap-distance-top:0;mso-wrap-distance-right:0;mso-wrap-distance-bottom:0;mso-position-horizontal:absolute;mso-position-horizontal-relative:page;mso-position-vertical:absolute;mso-position-vertical-relative:page;v-text-anchor:top" coordsize="6051550,320040" o:gfxdata="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" path="m6051397,l5594197,,,12,,18605r5594197,l5594197,320040r457200,l6051397,xe" fillcolor="black" stroked="f">
               <v:path arrowok="t"/>
               <w10:wrap anchorx="page" anchory="page"/>
             </v:shape>
@@ -24950,6 +24868,119 @@
       </w:rPr>
     </w:lvl>
   </w:abstractNum>
+  <w:abstractNum w:abstractNumId="15" w15:restartNumberingAfterBreak="0">
+    <w:nsid w:val="7351296F"/>
+    <w:multiLevelType w:val="hybridMultilevel"/>
+    <w:tmpl w:val="00284F34"/>
+    <w:lvl w:ilvl="0" w:tplc="04090005">
+      <w:start w:val="1"/>
+      <w:numFmt w:val="bullet"/>
+      <w:lvlText w:val=""/>
+      <w:lvlJc w:val="left"/>
+      <w:pPr>
+        <w:ind w:left="720" w:hanging="360"/>
+      </w:pPr>
+      <w:rPr>
+        <w:rFonts w:ascii="Wingdings" w:hAnsi="Wingdings" w:hint="default"/>
+      </w:rPr>
+    </w:lvl>
+    <w:lvl w:ilvl="1" w:tplc="FFFFFFFF" w:tentative="1">
+      <w:start w:val="1"/>
+      <w:numFmt w:val="bullet"/>
+      <w:lvlText w:val="o"/>
+      <w:lvlJc w:val="left"/>
+      <w:pPr>
+        <w:ind w:left="1440" w:hanging="360"/>
+      </w:pPr>
+      <w:rPr>
+        <w:rFonts w:ascii="Courier New" w:hAnsi="Courier New" w:cs="Courier New" w:hint="default"/>
+      </w:rPr>
+    </w:lvl>
+    <w:lvl w:ilvl="2" w:tplc="FFFFFFFF" w:tentative="1">
+      <w:start w:val="1"/>
+      <w:numFmt w:val="bullet"/>
+      <w:lvlText w:val=""/>
+      <w:lvlJc w:val="left"/>
+      <w:pPr>
+        <w:ind w:left="2160" w:hanging="360"/>
+      </w:pPr>
+      <w:rPr>
+        <w:rFonts w:ascii="Wingdings" w:hAnsi="Wingdings" w:hint="default"/>
+      </w:rPr>
+    </w:lvl>
+    <w:lvl w:ilvl="3" w:tplc="FFFFFFFF" w:tentative="1">
+      <w:start w:val="1"/>
+      <w:numFmt w:val="bullet"/>
+      <w:lvlText w:val=""/>
+      <w:lvlJc w:val="left"/>
+      <w:pPr>
+        <w:ind w:left="2880" w:hanging="360"/>
+      </w:pPr>
+      <w:rPr>
+        <w:rFonts w:ascii="Symbol" w:hAnsi="Symbol" w:hint="default"/>
+      </w:rPr>
+    </w:lvl>
+    <w:lvl w:ilvl="4" w:tplc="FFFFFFFF" w:tentative="1">
+      <w:start w:val="1"/>
+      <w:numFmt w:val="bullet"/>
+      <w:lvlText w:val="o"/>
+      <w:lvlJc w:val="left"/>
+      <w:pPr>
+        <w:ind w:left="3600" w:hanging="360"/>
+      </w:pPr>
+      <w:rPr>
+        <w:rFonts w:ascii="Courier New" w:hAnsi="Courier New" w:cs="Courier New" w:hint="default"/>
+      </w:rPr>
+    </w:lvl>
+    <w:lvl w:ilvl="5" w:tplc="FFFFFFFF" w:tentative="1">
+      <w:start w:val="1"/>
+      <w:numFmt w:val="bullet"/>
+      <w:lvlText w:val=""/>
+      <w:lvlJc w:val="left"/>
+      <w:pPr>
+        <w:ind w:left="4320" w:hanging="360"/>
+      </w:pPr>
+      <w:rPr>
+        <w:rFonts w:ascii="Wingdings" w:hAnsi="Wingdings" w:hint="default"/>
+      </w:rPr>
+    </w:lvl>
+    <w:lvl w:ilvl="6" w:tplc="FFFFFFFF" w:tentative="1">
+      <w:start w:val="1"/>
+      <w:numFmt w:val="bullet"/>
+      <w:lvlText w:val=""/>
+      <w:lvlJc w:val="left"/>
+      <w:pPr>
+        <w:ind w:left="5040" w:hanging="360"/>
+      </w:pPr>
+      <w:rPr>
+        <w:rFonts w:ascii="Symbol" w:hAnsi="Symbol" w:hint="default"/>
+      </w:rPr>
+    </w:lvl>
+    <w:lvl w:ilvl="7" w:tplc="FFFFFFFF" w:tentative="1">
+      <w:start w:val="1"/>
+      <w:numFmt w:val="bullet"/>
+      <w:lvlText w:val="o"/>
+      <w:lvlJc w:val="left"/>
+      <w:pPr>
+        <w:ind w:left="5760" w:hanging="360"/>
+      </w:pPr>
+      <w:rPr>
+        <w:rFonts w:ascii="Courier New" w:hAnsi="Courier New" w:cs="Courier New" w:hint="default"/>
+      </w:rPr>
+    </w:lvl>
+    <w:lvl w:ilvl="8" w:tplc="FFFFFFFF" w:tentative="1">
+      <w:start w:val="1"/>
+      <w:numFmt w:val="bullet"/>
+      <w:lvlText w:val=""/>
+      <w:lvlJc w:val="left"/>
+      <w:pPr>
+        <w:ind w:left="6480" w:hanging="360"/>
+      </w:pPr>
+      <w:rPr>
+        <w:rFonts w:ascii="Wingdings" w:hAnsi="Wingdings" w:hint="default"/>
+      </w:rPr>
+    </w:lvl>
+  </w:abstractNum>
   <w:num w:numId="1" w16cid:durableId="1391073442">
     <w:abstractNumId w:val="8"/>
   </w:num>
@@ -24994,6 +25025,9 @@
   </w:num>
   <w:num w:numId="15" w16cid:durableId="1011026127">
     <w:abstractNumId w:val="1"/>
+  </w:num>
+  <w:num w:numId="16" w16cid:durableId="981933170">
+    <w:abstractNumId w:val="15"/>
   </w:num>
 </w:numbering>
 </file>
@@ -25502,6 +25536,7 @@
   <w:style w:type="character" w:default="1" w:styleId="Fuentedeprrafopredeter">
     <w:name w:val="Default Paragraph Font"/>
     <w:uiPriority w:val="1"/>
+    <w:semiHidden/>
     <w:unhideWhenUsed/>
   </w:style>
   <w:style w:type="table" w:default="1" w:styleId="Tablanormal">
